--- a/08_Tipos_e_Memoria_C/08_Catalogo_Semantico.docx
+++ b/08_Tipos_e_Memoria_C/08_Catalogo_Semantico.docx
@@ -760,17 +760,20 @@
         <w:pStyle w:val="Heading2"/>
       </w:pPr>
       <w:r>
-        <w:t>alinhamento</w:t>
+        <w:t xml:space="preserve">alinhamento</w:t>
       </w:r>
     </w:p>
     <w:p>
       <w:r>
-        <w:t>Restrição de posicionamento de objetos na memória.</w:t>
+        <w:t xml:space="preserve">Restrição de posicionamento de objetos na memória.</w:t>
       </w:r>
     </w:p>
     <w:p>
       <w:r>
-        <w:t>Materiais: sizeof_em_structspng.png, structs.png</w:t>
+        <w:t xml:space="preserve">Materiais:</w:t>
+      </w:r>
+      <w:r>
+        <w:t xml:space="preserve"> sizeof_em_structspng.png, structs.png</w:t>
       </w:r>
     </w:p>
     <w:p>
@@ -778,17 +781,20 @@
         <w:pStyle w:val="Heading2"/>
       </w:pPr>
       <w:r>
-        <w:t>alocação dinâmica</w:t>
+        <w:t xml:space="preserve">alocação dinâmica</w:t>
       </w:r>
     </w:p>
     <w:p>
       <w:r>
-        <w:t>Reserva de memória durante a execução do programa.</w:t>
+        <w:t xml:space="preserve">Reserva de memória durante a execução do programa.</w:t>
       </w:r>
     </w:p>
     <w:p>
       <w:r>
-        <w:t>Materiais: malloc_explicacao.png, malloc_free.png</w:t>
+        <w:t xml:space="preserve">Materiais:</w:t>
+      </w:r>
+      <w:r>
+        <w:t xml:space="preserve"> malloc_explicacao.png, malloc_free.png</w:t>
       </w:r>
     </w:p>
     <w:p>
@@ -796,17 +802,20 @@
         <w:pStyle w:val="Heading2"/>
       </w:pPr>
       <w:r>
-        <w:t>aritmética de ponteiros</w:t>
+        <w:t xml:space="preserve">aritmética de ponteiros</w:t>
       </w:r>
     </w:p>
     <w:p>
       <w:r>
-        <w:t>Operações de deslocamento de ponteiros em unidades do tipo apontado.</w:t>
+        <w:t xml:space="preserve">Operações de deslocamento de ponteiros em unidades do tipo apontado.</w:t>
       </w:r>
     </w:p>
     <w:p>
       <w:r>
-        <w:t>Materiais: aritimetica_ponteiros.png, exercicio.md, gabarito.md, indexacao_array_.png</w:t>
+        <w:t xml:space="preserve">Materiais:</w:t>
+      </w:r>
+      <w:r>
+        <w:t xml:space="preserve"> aritimetica_ponteiros.png, exercicio.md, gabarito.md, indexacao_array_.png</w:t>
       </w:r>
     </w:p>
     <w:p>
@@ -814,17 +823,20 @@
         <w:pStyle w:val="Heading2"/>
       </w:pPr>
       <w:r>
-        <w:t>array</w:t>
+        <w:t xml:space="preserve">array</w:t>
       </w:r>
     </w:p>
     <w:p>
       <w:r>
-        <w:t>Sequência contígua de elementos de um mesmo tipo.</w:t>
+        <w:t xml:space="preserve">Sequência contígua de elementos de um mesmo tipo.</w:t>
       </w:r>
     </w:p>
     <w:p>
       <w:r>
-        <w:t>Materiais: aritimetica_ponteiros.png, array_memoria.png, array_ponteiros.png, array_vs_lista_navegacao.gif, arrays_char_int.gif, exercicio.md, gabarito.md, indexacao_array_.png, indices_enderecos_array.png, Memória contígua versus encadeada.png, memset_C.png, sizeof_C2.png</w:t>
+        <w:t xml:space="preserve">Materiais:</w:t>
+      </w:r>
+      <w:r>
+        <w:t xml:space="preserve"> aritimetica_ponteiros.png, array_memoria.png, array_ponteiros.png, array_vs_lista_navegacao.gif, arrays_char_int.gif, exercicio.md, gabarito.md, indexacao_array_.png, indices_enderecos_array.png, Memória contígua versus encadeada.png, memset_C.png, sizeof_C2.png</w:t>
       </w:r>
     </w:p>
     <w:p>
@@ -832,17 +844,20 @@
         <w:pStyle w:val="Heading2"/>
       </w:pPr>
       <w:r>
-        <w:t>byte</w:t>
+        <w:t xml:space="preserve">byte</w:t>
       </w:r>
     </w:p>
     <w:p>
       <w:r>
-        <w:t>Unidade de armazenamento usada por sizeof.</w:t>
+        <w:t xml:space="preserve">Unidade de armazenamento usada por sizeof.</w:t>
       </w:r>
     </w:p>
     <w:p>
       <w:r>
-        <w:t>Materiais: representacao.png, sizeof_C.png, sizeof_C2.png</w:t>
+        <w:t xml:space="preserve">Materiais:</w:t>
+      </w:r>
+      <w:r>
+        <w:t xml:space="preserve"> representacao.png, sizeof_C.png, sizeof_C2.png</w:t>
       </w:r>
     </w:p>
     <w:p>
@@ -850,17 +865,20 @@
         <w:pStyle w:val="Heading2"/>
       </w:pPr>
       <w:r>
-        <w:t>char</w:t>
+        <w:t xml:space="preserve">char</w:t>
       </w:r>
     </w:p>
     <w:p>
       <w:r>
-        <w:t>Tipo inteiro usado frequentemente para representar caracteres.</w:t>
+        <w:t xml:space="preserve">Tipo inteiro usado frequentemente para representar caracteres.</w:t>
       </w:r>
     </w:p>
     <w:p>
       <w:r>
-        <w:t>Materiais: arrays_char_int.gif, data_types.png, percorrendo_string.gif, percorrendo_string.png</w:t>
+        <w:t xml:space="preserve">Materiais:</w:t>
+      </w:r>
+      <w:r>
+        <w:t xml:space="preserve"> arrays_char_int.gif, data_types.png, percorrendo_string.gif, percorrendo_string.png</w:t>
       </w:r>
     </w:p>
     <w:p>
@@ -868,17 +886,20 @@
         <w:pStyle w:val="Heading2"/>
       </w:pPr>
       <w:r>
-        <w:t>endereço de memória</w:t>
+        <w:t xml:space="preserve">endereço de memória</w:t>
       </w:r>
     </w:p>
     <w:p>
       <w:r>
-        <w:t>Localização de um objeto na memória.</w:t>
+        <w:t xml:space="preserve">Localização de um objeto na memória.</w:t>
       </w:r>
     </w:p>
     <w:p>
       <w:r>
-        <w:t>Materiais: acesso_inderecao.png, array_memoria.png, duplo_apontamento.png, enderecamento_ponteiros.png, indices_enderecos_array.png, ponteiros_simplificado.png, representacao.png</w:t>
+        <w:t xml:space="preserve">Materiais:</w:t>
+      </w:r>
+      <w:r>
+        <w:t xml:space="preserve"> acesso_inderecao.png, array_memoria.png, duplo_apontamento.png, enderecamento_ponteiros.png, indices_enderecos_array.png, ponteiros_simplificado.png, representacao.png</w:t>
       </w:r>
     </w:p>
     <w:p>
@@ -886,17 +907,20 @@
         <w:pStyle w:val="Heading2"/>
       </w:pPr>
       <w:r>
-        <w:t>free</w:t>
+        <w:t xml:space="preserve">free</w:t>
       </w:r>
     </w:p>
     <w:p>
       <w:r>
-        <w:t>Função que libera memória previamente alocada.</w:t>
+        <w:t xml:space="preserve">Função que libera memória previamente alocada.</w:t>
       </w:r>
     </w:p>
     <w:p>
       <w:r>
-        <w:t>Materiais: malloc_free.png</w:t>
+        <w:t xml:space="preserve">Materiais:</w:t>
+      </w:r>
+      <w:r>
+        <w:t xml:space="preserve"> malloc_free.png</w:t>
       </w:r>
     </w:p>
     <w:p>
@@ -904,17 +928,20 @@
         <w:pStyle w:val="Heading2"/>
       </w:pPr>
       <w:r>
-        <w:t>indireção</w:t>
+        <w:t xml:space="preserve">índice</w:t>
       </w:r>
     </w:p>
     <w:p>
       <w:r>
-        <w:t>Acesso ao objeto apontado por meio de um ponteiro.</w:t>
+        <w:t xml:space="preserve">Posição de um elemento em array, iniciada em zero em C.</w:t>
       </w:r>
     </w:p>
     <w:p>
       <w:r>
-        <w:t>Materiais: acesso_inderecao.png, array_ponteiros.png, duplo_apontamento.png, exercicio.md, gabarito.md, indexacao_array_.png, ponteiros_simplificado.png, sizeof_ptr_vs_var.png, struct_operador_seta.png</w:t>
+        <w:t xml:space="preserve">Materiais:</w:t>
+      </w:r>
+      <w:r>
+        <w:t xml:space="preserve"> array_memoria.png, array_ponteiros.png, array_vs_lista_navegacao.gif, indexacao_array_.png, indices_enderecos_array.png</w:t>
       </w:r>
     </w:p>
     <w:p>
@@ -922,17 +949,20 @@
         <w:pStyle w:val="Heading2"/>
       </w:pPr>
       <w:r>
-        <w:t>int</w:t>
+        <w:t xml:space="preserve">indireção</w:t>
       </w:r>
     </w:p>
     <w:p>
       <w:r>
-        <w:t>Tipo inteiro fundamental de C.</w:t>
+        <w:t xml:space="preserve">Acesso ao objeto apontado por meio de um ponteiro.</w:t>
       </w:r>
     </w:p>
     <w:p>
       <w:r>
-        <w:t>Materiais: arrays_char_int.gif, data_types.png</w:t>
+        <w:t xml:space="preserve">Materiais:</w:t>
+      </w:r>
+      <w:r>
+        <w:t xml:space="preserve"> acesso_inderecao.png, array_ponteiros.png, duplo_apontamento.png, exercicio.md, gabarito.md, indexacao_array_.png, ponteiros_simplificado.png, sizeof_ptr_vs_var.png, struct_operador_seta.png</w:t>
       </w:r>
     </w:p>
     <w:p>
@@ -940,17 +970,20 @@
         <w:pStyle w:val="Heading2"/>
       </w:pPr>
       <w:r>
-        <w:t>lista encadeada</w:t>
+        <w:t xml:space="preserve">int</w:t>
       </w:r>
     </w:p>
     <w:p>
       <w:r>
-        <w:t>Estrutura de nós ligados por referências.</w:t>
+        <w:t xml:space="preserve">Tipo inteiro fundamental de C.</w:t>
       </w:r>
     </w:p>
     <w:p>
       <w:r>
-        <w:t>Materiais: array_vs_lista_navegacao.gif, Memória contígua versus encadeada.png</w:t>
+        <w:t xml:space="preserve">Materiais:</w:t>
+      </w:r>
+      <w:r>
+        <w:t xml:space="preserve"> arrays_char_int.gif, data_types.png</w:t>
       </w:r>
     </w:p>
     <w:p>
@@ -958,17 +991,20 @@
         <w:pStyle w:val="Heading2"/>
       </w:pPr>
       <w:r>
-        <w:t>malloc</w:t>
+        <w:t xml:space="preserve">lista encadeada</w:t>
       </w:r>
     </w:p>
     <w:p>
       <w:r>
-        <w:t>Função que reserva uma região de memória dinâmica.</w:t>
+        <w:t xml:space="preserve">Estrutura de nós ligados por referências.</w:t>
       </w:r>
     </w:p>
     <w:p>
       <w:r>
-        <w:t>Materiais: malloc_explicacao.png, malloc_free.png</w:t>
+        <w:t xml:space="preserve">Materiais:</w:t>
+      </w:r>
+      <w:r>
+        <w:t xml:space="preserve"> array_vs_lista_navegacao.gif, Memória contígua versus encadeada.png</w:t>
       </w:r>
     </w:p>
     <w:p>
@@ -976,17 +1012,20 @@
         <w:pStyle w:val="Heading2"/>
       </w:pPr>
       <w:r>
-        <w:t>memset</w:t>
+        <w:t xml:space="preserve">malloc</w:t>
       </w:r>
     </w:p>
     <w:p>
       <w:r>
-        <w:t>Função que preenche bytes de uma região de memória.</w:t>
+        <w:t xml:space="preserve">Função que reserva uma região de memória dinâmica.</w:t>
       </w:r>
     </w:p>
     <w:p>
       <w:r>
-        <w:t>Materiais: memset_C.png</w:t>
+        <w:t xml:space="preserve">Materiais:</w:t>
+      </w:r>
+      <w:r>
+        <w:t xml:space="preserve"> malloc_explicacao.png, malloc_free.png</w:t>
       </w:r>
     </w:p>
     <w:p>
@@ -994,17 +1033,20 @@
         <w:pStyle w:val="Heading2"/>
       </w:pPr>
       <w:r>
-        <w:t>memória</w:t>
+        <w:t xml:space="preserve">memória</w:t>
       </w:r>
     </w:p>
     <w:p>
       <w:r>
-        <w:t>Espaço de armazenamento de dados e instruções.</w:t>
+        <w:t xml:space="preserve">Espaço de armazenamento de dados e instruções.</w:t>
       </w:r>
     </w:p>
     <w:p>
       <w:r>
-        <w:t>Materiais: malloc_explicacao.png, memset_C.png, representacao.png, structs.png</w:t>
+        <w:t xml:space="preserve">Materiais:</w:t>
+      </w:r>
+      <w:r>
+        <w:t xml:space="preserve"> malloc_explicacao.png, memset_C.png, representacao.png, structs.png</w:t>
       </w:r>
     </w:p>
     <w:p>
@@ -1012,17 +1054,20 @@
         <w:pStyle w:val="Heading2"/>
       </w:pPr>
       <w:r>
-        <w:t>memória contígua</w:t>
+        <w:t xml:space="preserve">memória contígua</w:t>
       </w:r>
     </w:p>
     <w:p>
       <w:r>
-        <w:t>Armazenamento de elementos em posições consecutivas.</w:t>
+        <w:t xml:space="preserve">Armazenamento de elementos em posições consecutivas.</w:t>
       </w:r>
     </w:p>
     <w:p>
       <w:r>
-        <w:t>Materiais: array_memoria.png, arrays_char_int.gif, Memória contígua versus encadeada.png</w:t>
+        <w:t xml:space="preserve">Materiais:</w:t>
+      </w:r>
+      <w:r>
+        <w:t xml:space="preserve"> array_memoria.png, arrays_char_int.gif, Memória contígua versus encadeada.png</w:t>
       </w:r>
     </w:p>
     <w:p>
@@ -1030,17 +1075,20 @@
         <w:pStyle w:val="Heading2"/>
       </w:pPr>
       <w:r>
-        <w:t>operador de endereço</w:t>
+        <w:t xml:space="preserve">memset</w:t>
       </w:r>
     </w:p>
     <w:p>
       <w:r>
-        <w:t>Operador &amp; que obtém o endereço de um objeto.</w:t>
+        <w:t xml:space="preserve">Função que preenche bytes de uma região de memória.</w:t>
       </w:r>
     </w:p>
     <w:p>
       <w:r>
-        <w:t>Materiais: enderecamento_ponteiros.png, exercicio.md, gabarito.md</w:t>
+        <w:t xml:space="preserve">Materiais:</w:t>
+      </w:r>
+      <w:r>
+        <w:t xml:space="preserve"> memset_C.png</w:t>
       </w:r>
     </w:p>
     <w:p>
@@ -1048,17 +1096,20 @@
         <w:pStyle w:val="Heading2"/>
       </w:pPr>
       <w:r>
-        <w:t>operador seta</w:t>
+        <w:t xml:space="preserve">operador de endereço</w:t>
       </w:r>
     </w:p>
     <w:p>
       <w:r>
-        <w:t>Operador -&gt; para acessar campo por ponteiro para struct.</w:t>
+        <w:t xml:space="preserve">Operador &amp; que obtém o endereço de um objeto.</w:t>
       </w:r>
     </w:p>
     <w:p>
       <w:r>
-        <w:t>Materiais: struct_operador_seta.png</w:t>
+        <w:t xml:space="preserve">Materiais:</w:t>
+      </w:r>
+      <w:r>
+        <w:t xml:space="preserve"> enderecamento_ponteiros.png, exercicio.md, gabarito.md</w:t>
       </w:r>
     </w:p>
     <w:p>
@@ -1066,17 +1117,20 @@
         <w:pStyle w:val="Heading2"/>
       </w:pPr>
       <w:r>
-        <w:t>ponteiro</w:t>
+        <w:t xml:space="preserve">operador seta</w:t>
       </w:r>
     </w:p>
     <w:p>
       <w:r>
-        <w:t>Objeto cujo valor representa um endereço de memória.</w:t>
+        <w:t xml:space="preserve">Operador -&gt; para acessar campo por ponteiro para struct.</w:t>
       </w:r>
     </w:p>
     <w:p>
       <w:r>
-        <w:t>Materiais: acesso_inderecao.png, aritimetica_ponteiros.png, array_ponteiros.png, array_vs_lista_navegacao.gif, duplo_apontamento.png, enderecamento_ponteiros.png, exercicio.md, gabarito.md, malloc_explicacao.png, malloc_free.png, Memória contígua versus encadeada.png, percorrendo_string.gif, percorrendo_string.png, ponteiros_simplificado.png, sizeof_ptr_vs_var.png, struct_operador_seta.png</w:t>
+        <w:t xml:space="preserve">Materiais:</w:t>
+      </w:r>
+      <w:r>
+        <w:t xml:space="preserve"> struct_operador_seta.png</w:t>
       </w:r>
     </w:p>
     <w:p>
@@ -1084,17 +1138,20 @@
         <w:pStyle w:val="Heading2"/>
       </w:pPr>
       <w:r>
-        <w:t>ponteiro para ponteiro</w:t>
+        <w:t xml:space="preserve">ponteiro</w:t>
       </w:r>
     </w:p>
     <w:p>
       <w:r>
-        <w:t>Ponteiro cujo objeto apontado é outro ponteiro.</w:t>
+        <w:t xml:space="preserve">Objeto cujo valor representa um endereço de memória.</w:t>
       </w:r>
     </w:p>
     <w:p>
       <w:r>
-        <w:t>Materiais: duplo_apontamento.png</w:t>
+        <w:t xml:space="preserve">Materiais:</w:t>
+      </w:r>
+      <w:r>
+        <w:t xml:space="preserve"> acesso_inderecao.png, aritimetica_ponteiros.png, array_ponteiros.png, array_vs_lista_navegacao.gif, duplo_apontamento.png, enderecamento_ponteiros.png, exercicio.md, gabarito.md, malloc_explicacao.png, malloc_free.png, Memória contígua versus encadeada.png, percorrendo_string.gif, percorrendo_string.png, ponteiros_simplificado.png, sizeof_ptr_vs_var.png, struct_operador_seta.png</w:t>
       </w:r>
     </w:p>
     <w:p>
@@ -1102,17 +1159,20 @@
         <w:pStyle w:val="Heading2"/>
       </w:pPr>
       <w:r>
-        <w:t>preenchimento</w:t>
+        <w:t xml:space="preserve">ponteiro para ponteiro</w:t>
       </w:r>
     </w:p>
     <w:p>
       <w:r>
-        <w:t>Bytes adicionais introduzidos para satisfazer requisitos de alinhamento.</w:t>
+        <w:t xml:space="preserve">Ponteiro cujo objeto apontado é outro ponteiro.</w:t>
       </w:r>
     </w:p>
     <w:p>
       <w:r>
-        <w:t>Materiais: sizeof_em_structspng.png</w:t>
+        <w:t xml:space="preserve">Materiais:</w:t>
+      </w:r>
+      <w:r>
+        <w:t xml:space="preserve"> duplo_apontamento.png</w:t>
       </w:r>
     </w:p>
     <w:p>
@@ -1120,17 +1180,20 @@
         <w:pStyle w:val="Heading2"/>
       </w:pPr>
       <w:r>
-        <w:t>sizeof</w:t>
+        <w:t xml:space="preserve">preenchimento</w:t>
       </w:r>
     </w:p>
     <w:p>
       <w:r>
-        <w:t>Operador que determina tamanho em bytes.</w:t>
+        <w:t xml:space="preserve">Bytes adicionais introduzidos para satisfazer requisitos de alinhamento.</w:t>
       </w:r>
     </w:p>
     <w:p>
       <w:r>
-        <w:t>Materiais: aritimetica_ponteiros.png, data_types.png, indices_enderecos_array.png, memset_C.png, sizeof_C.png, sizeof_C2.png, sizeof_em_structspng.png, sizeof_ptr_vs_var.png</w:t>
+        <w:t xml:space="preserve">Materiais:</w:t>
+      </w:r>
+      <w:r>
+        <w:t xml:space="preserve"> sizeof_em_structspng.png</w:t>
       </w:r>
     </w:p>
     <w:p>
@@ -1138,17 +1201,20 @@
         <w:pStyle w:val="Heading2"/>
       </w:pPr>
       <w:r>
-        <w:t>string</w:t>
+        <w:t xml:space="preserve">sizeof</w:t>
       </w:r>
     </w:p>
     <w:p>
       <w:r>
-        <w:t>Sequência de caracteres terminada por byte zero em C.</w:t>
+        <w:t xml:space="preserve">Operador que determina tamanho em bytes.</w:t>
       </w:r>
     </w:p>
     <w:p>
       <w:r>
-        <w:t>Materiais: percorrendo_string.gif, percorrendo_string.png</w:t>
+        <w:t xml:space="preserve">Materiais:</w:t>
+      </w:r>
+      <w:r>
+        <w:t xml:space="preserve"> aritimetica_ponteiros.png, data_types.png, indices_enderecos_array.png, memset_C.png, sizeof_C.png, sizeof_C2.png, sizeof_em_structspng.png, sizeof_ptr_vs_var.png</w:t>
       </w:r>
     </w:p>
     <w:p>
@@ -1156,17 +1222,20 @@
         <w:pStyle w:val="Heading2"/>
       </w:pPr>
       <w:r>
-        <w:t>struct</w:t>
+        <w:t xml:space="preserve">string</w:t>
       </w:r>
     </w:p>
     <w:p>
       <w:r>
-        <w:t>Tipo composto que agrupa campos nomeados.</w:t>
+        <w:t xml:space="preserve">Sequência de caracteres terminada por byte zero em C.</w:t>
       </w:r>
     </w:p>
     <w:p>
       <w:r>
-        <w:t>Materiais: sizeof_em_structspng.png, struct_operador_seta.png, structs.png</w:t>
+        <w:t xml:space="preserve">Materiais:</w:t>
+      </w:r>
+      <w:r>
+        <w:t xml:space="preserve"> percorrendo_string.gif, percorrendo_string.png</w:t>
       </w:r>
     </w:p>
     <w:p>
@@ -1174,17 +1243,20 @@
         <w:pStyle w:val="Heading2"/>
       </w:pPr>
       <w:r>
-        <w:t>terminador zero</w:t>
+        <w:t xml:space="preserve">struct</w:t>
       </w:r>
     </w:p>
     <w:p>
       <w:r>
-        <w:t>Byte de valor zero que marca o fim de uma string C.</w:t>
+        <w:t xml:space="preserve">Tipo composto que agrupa campos nomeados.</w:t>
       </w:r>
     </w:p>
     <w:p>
       <w:r>
-        <w:t>Materiais: percorrendo_string.gif, percorrendo_string.png</w:t>
+        <w:t xml:space="preserve">Materiais:</w:t>
+      </w:r>
+      <w:r>
+        <w:t xml:space="preserve"> sizeof_em_structspng.png, struct_operador_seta.png, structs.png</w:t>
       </w:r>
     </w:p>
     <w:p>
@@ -1192,17 +1264,20 @@
         <w:pStyle w:val="Heading2"/>
       </w:pPr>
       <w:r>
-        <w:t>tipos de dados</w:t>
+        <w:t xml:space="preserve">terminador zero</w:t>
       </w:r>
     </w:p>
     <w:p>
       <w:r>
-        <w:t>Categorias que determinam representação e operações sobre valores.</w:t>
+        <w:t xml:space="preserve">Byte de valor zero que marca o fim de uma string C.</w:t>
       </w:r>
     </w:p>
     <w:p>
       <w:r>
-        <w:t>Materiais: data_types.png, representacao.png, sizeof_C.png, sizeof_ptr_vs_var.png, structs.png</w:t>
+        <w:t xml:space="preserve">Materiais:</w:t>
+      </w:r>
+      <w:r>
+        <w:t xml:space="preserve"> percorrendo_string.gif, percorrendo_string.png</w:t>
       </w:r>
     </w:p>
     <w:p>
@@ -1210,17 +1285,20 @@
         <w:pStyle w:val="Heading2"/>
       </w:pPr>
       <w:r>
-        <w:t>variável</w:t>
+        <w:t xml:space="preserve">tipos de dados</w:t>
       </w:r>
     </w:p>
     <w:p>
       <w:r>
-        <w:t>Objeto nomeado que armazena um valor.</w:t>
+        <w:t xml:space="preserve">Categorias que determinam representação e operações sobre valores.</w:t>
       </w:r>
     </w:p>
     <w:p>
       <w:r>
-        <w:t>Materiais: acesso_inderecao.png, enderecamento_ponteiros.png, ponteiros_simplificado.png</w:t>
+        <w:t xml:space="preserve">Materiais:</w:t>
+      </w:r>
+      <w:r>
+        <w:t xml:space="preserve"> data_types.png, representacao.png, sizeof_C.png, sizeof_ptr_vs_var.png, structs.png</w:t>
       </w:r>
     </w:p>
     <w:p>
@@ -1228,17 +1306,20 @@
         <w:pStyle w:val="Heading2"/>
       </w:pPr>
       <w:r>
-        <w:t>índice</w:t>
+        <w:t xml:space="preserve">variável</w:t>
       </w:r>
     </w:p>
     <w:p>
       <w:r>
-        <w:t>Posição de um elemento em array, iniciada em zero em C.</w:t>
+        <w:t xml:space="preserve">Objeto nomeado que armazena um valor.</w:t>
       </w:r>
     </w:p>
     <w:p>
       <w:r>
-        <w:t>Materiais: array_memoria.png, array_ponteiros.png, array_vs_lista_navegacao.gif, indexacao_array_.png, indices_enderecos_array.png</w:t>
+        <w:t xml:space="preserve">Materiais:</w:t>
+      </w:r>
+      <w:r>
+        <w:t xml:space="preserve"> acesso_inderecao.png, enderecamento_ponteiros.png, ponteiros_simplificado.png</w:t>
       </w:r>
     </w:p>
     <w:sectPr>
